--- a/livrables/lecons/2026-08-03_lecon-psychopathologie_08_troubles-personnalite-clusters-borderline.docx
+++ b/livrables/lecons/2026-08-03_lecon-psychopathologie_08_troubles-personnalite-clusters-borderline.docx
@@ -71,7 +71,25 @@
           <w:sz w:val="22"/>
           <w:szCs w:val="22"/>
         </w:rPr>
-        <w:t xml:space="preserve">Date : 4 août 2026  |  Parcours fondamental — leçon 08 / 16</w:t>
+        <w:t xml:space="preserve">Date : 4 août 2026  |  Parcours fondamental — leçon 08 / 20</w:t>
+      </w:r>
+    </w:p>
+    <w:p>
+      <w:pPr>
+        <w:shd w:fill="FFF4E5" w:color="auto" w:val="clear"/>
+        <w:spacing w:after="80" w:before="80"/>
+        <w:ind w:left="288" w:right="288"/>
+      </w:pPr>
+      <w:r>
+        <w:rPr>
+          <w:rFonts w:ascii="Times New Roman" w:cs="Times New Roman" w:eastAsia="Times New Roman" w:hAnsi="Times New Roman"/>
+          <w:i/>
+          <w:iCs/>
+          <w:color w:val="92400E"/>
+          <w:sz w:val="20"/>
+          <w:szCs w:val="20"/>
+        </w:rPr>
+        <w:t xml:space="preserve">⚠️ Corrigé le 06/09/2026 — cette leçon annonçait un parcours de 16 leçons (« 8/16 »). Le parcours a été étendu de 16 à 20 leçons entre le 10 et le 14 août 2026 : les leçons 01 à 09 portaient encore l’ancien total, les leçons 10 et suivantes le nouveau. Seul le dénominateur a été repris ici ; le contenu de cette leçon n’a pas été relu à cette occasion.</w:t>
       </w:r>
     </w:p>
     <w:p>
@@ -4873,7 +4891,7 @@
           <w:sz w:val="22"/>
           <w:szCs w:val="22"/>
         </w:rPr>
-        <w:t xml:space="preserve">Document produit le 4 août 2026 — Parcours Psychopathologie clinique — Leçon 08/16</w:t>
+        <w:t xml:space="preserve">Document produit le 4 août 2026 — Parcours Psychopathologie clinique — Leçon 08/20</w:t>
       </w:r>
     </w:p>
     <w:sectPr>

--- a/livrables/lecons/2026-08-03_lecon-psychopathologie_08_troubles-personnalite-clusters-borderline.docx
+++ b/livrables/lecons/2026-08-03_lecon-psychopathologie_08_troubles-personnalite-clusters-borderline.docx
@@ -1177,7 +1177,7 @@
           <w:sz w:val="22"/>
           <w:szCs w:val="22"/>
         </w:rPr>
-        <w:t xml:space="preserve">Qualificateurs de traits : négativisme affectif, détachement, dissocialité, désinhibition, anankastie (ancêtre du cluster C OCD), borderline</w:t>
+        <w:t xml:space="preserve">Qualificateurs de traits — ils sont CINQ : négativisme affectif, détachement, dissocialité, désinhibition, anankastie (le domaine qui correspond à la personnalité obsessionnelle-compulsive du cluster C). ⚠️ Corrigé le 06/09/2026, deux points. ① Le « borderline » figurait ici comme un sixième trait ; ce n'en est pas un. La source écrit : « In addition to the traits, a Borderline pattern […] may be specified » — c'est un SPÉCIFICATEUR DISTINCT, qui s'ajoute aux traits. Le tableau de l'exercice 3 de cette leçon l'écrivait correctement, « qualificateur spécifique “borderline pattern” ». ② L'anankastie était présentée comme « ancêtre du cluster C OCD » : la CIM-11 est POSTÉRIEURE au DSM-5, elle n'en est pas l'ancêtre. À noter enfin, et la leçon ne le disait pas : la CIM-11 sort le trouble schizotypique des troubles de la personnalité pour le classer parmi les troubles psychotiques primaires.</w:t>
       </w:r>
     </w:p>
     <w:p>
@@ -1302,7 +1302,7 @@
           <w:sz w:val="22"/>
           <w:szCs w:val="22"/>
         </w:rPr>
-        <w:t xml:space="preserve">Critères DSM-5 : au moins 5 des 9 signes suivants :</w:t>
+        <w:t xml:space="preserve">Critères : au moins 5 des 9 signes suivants. ⚠️ Précision ajoutée le 06/09/2026 — la leçon annonçait « Critères DSM-5 », mais la source utilisée (Wikipédia FR) présente cette liste sous l'intitulé « Selon le DSM-IV », et sa section porte un bandeau « à actualiser (juin 2022) ». Le contenu des neuf critères est effectivement quasi inchangé entre DSM-IV et DSM-5 pour ce trouble, mais aucune source consultée ici ne l'atteste : à vérifier dans le DSM-5-TR avant tout usage de l'attribution.</w:t>
       </w:r>
     </w:p>
     <w:p>
@@ -1359,7 +1359,7 @@
           <w:sz w:val="22"/>
           <w:szCs w:val="22"/>
         </w:rPr>
-        <w:t xml:space="preserve">3. Perturbation de l'identité : image de soi instable, sentiment chronique de vide</w:t>
+        <w:t xml:space="preserve">3. Perturbation de l'identité : instabilité marquée et persistante de l'image ou de la notion de soi. ⚠️ Corrigé le 06/09/2026 : ce critère portait ici la mention « sentiment chronique de vide », qui appartient au critère 7 et à lui seul. Un même signe pouvait donc être compté DEUX FOIS dans une liste dont le seuil est « au moins 5 sur 9 » — et faire franchir ce seuil à tort. Le corrigé de l'exercice 2 de cette leçon employait, lui, la bonne version.</w:t>
       </w:r>
     </w:p>
     <w:p>
@@ -1473,7 +1473,7 @@
           <w:sz w:val="22"/>
           <w:szCs w:val="22"/>
         </w:rPr>
-        <w:t xml:space="preserve">9. Idéation persécutoire transitoire ou symptômes dissociatifs en situation de stress</w:t>
+        <w:t xml:space="preserve">9. Survenue transitoire, en situation de stress, d'une idéation persécutoire ou de symptômes dissociatifs SÉVÈRES (le qualificatif « sévères », présent dans la source, avait été supprimé — rétabli le 06/09/2026)</w:t>
       </w:r>
     </w:p>
     <w:p>
@@ -1509,7 +1509,7 @@
           <w:sz w:val="22"/>
           <w:szCs w:val="22"/>
         </w:rPr>
-        <w:t xml:space="preserve">Données épidémiologiques (synthèse, non citation) : le TPB touche entre 0,5 % et 5,9 % de la population générale, 10 % des patients ambulatoires, et jusqu'à 15-25 % des patients hospitalisés en psychiatrie. Le risque suicidaire est significativement élevé.</w:t>
+        <w:t xml:space="preserve">Données épidémiologiques. ⚠️ Mise au point du 06/09/2026 : les valeurs qui figuraient ici — 0,5 à 5,9 % de la population générale, 10 % des patients ambulatoires, 15 à 25 % des patients hospitalisés — ne proviennent D'AUCUNE des six sources de cette leçon. La mention « (synthèse, non citation) » disait qu'il ne s'agissait pas d'une citation, pas qu'il ne s'agissait pas d'une source. Elles sont retirées. Ce qui EST sourcé, sur le Merck Manual cité en ressources : environ 9 % de la population générale et jusqu'à la moitié des patients suivis en unité psychiatrique présentent UN trouble de la personnalité — toutes catégories confondues, et non le seul trouble borderline. Le risque suicidaire dans le TPB est par ailleurs élevé : la page de Wikipédia FR citée en ressources indique qu'au moins 75 % des personnes concernées font une tentative et que 10 % en meurent.</w:t>
       </w:r>
     </w:p>
     <w:p>
@@ -1654,7 +1654,7 @@
           <w:sz w:val="22"/>
           <w:szCs w:val="22"/>
         </w:rPr>
-        <w:t xml:space="preserve">Les médicaments n'ont pas d'indication spécifique pour les troubles de la personnalité (recommandation NICE) ; ils peuvent cibler des symptômes associés (anxiété, dépression).</w:t>
+        <w:t xml:space="preserve">Les médicaments n'ont pas d'indication spécifique dans le TROUBLE BORDERLINE (recommandations du NICE britannique, 2009, citées par la source Wikipédia FR) ; ils peuvent cibler des symptômes associés (anxiété, dépression). ⚠️ Corrigé le 06/09/2026 : la leçon étendait cette recommandation à L'ENSEMBLE des troubles de la personnalité, alors qu'elle porte sur le seul trouble borderline, et elle ne la datait pas. Le Merck Manual, lui, écrit que la psychothérapie est le traitement de référence des troubles de la personnalité et que les médicaments servent « parfois » sur des symptômes spécifiques ou des troubles associés.</w:t>
       </w:r>
     </w:p>
     <w:p>
@@ -1709,7 +1709,7 @@
           <w:sz w:val="22"/>
           <w:szCs w:val="22"/>
         </w:rPr>
-        <w:t xml:space="preserve">TCD (Thérapie Comportementale Dialectique, Linehan) : développée spécifiquement pour le TPB ; combine psychothérapie individuelle, groupe d'entraînement aux compétences (pleine conscience, régulation émotionnelle, efficacité interpersonnelle, tolérance à la détresse) ; efficacité démontrée sur les comportements auto-dommageables et les hospitalisations</w:t>
+        <w:t xml:space="preserve">TCD (Thérapie Comportementale Dialectique, Linehan) : développée spécifiquement pour le TPB ; combine psychothérapie individuelle, groupe d'entraînement aux compétences (pleine conscience, régulation émotionnelle, efficacité interpersonnelle, tolérance à la détresse) ; efficacité rapportée sur les comportements auto-dommageables et les hospitalisations. ⚠️ Réserve ajoutée le 06/09/2026 : cette affirmation d'efficacité s'appuie, dans cette leçon, sur dbt-france.com — un cabinet qui pratique et enseigne la TCD, donc juge et partie — et sur une page associative aujourd'hui hors service. Aucune revue systématique, aucune source institutionnelle française n'a été consultée. L'affirmation est courante dans la littérature, mais elle n'est pas étayée ici au rang qu'elle mérite</w:t>
       </w:r>
     </w:p>
     <w:p>
@@ -4776,7 +4776,7 @@
             <w:szCs w:val="22"/>
             <w:u w:val="single"/>
           </w:rPr>
-          <w:t xml:space="preserve">AAPEL — Trouble borderline et Thérapie Comportementale Dialectique (DBT)</w:t>
+          <w:t xml:space="preserve">AAPEL — Trouble borderline et TCD ⚠️ PAGE MORTE</w:t>
         </w:r>
       </w:hyperlink>
       <w:r>
@@ -4786,7 +4786,7 @@
           <w:sz w:val="20"/>
           <w:szCs w:val="20"/>
         </w:rPr>
-        <w:t xml:space="preserve"> — introduction claire à la TCD pour le TPB, en français</w:t>
+        <w:t xml:space="preserve"> — ⚠️ VÉRIFIÉE LE 06/09/2026 : cette adresse répond toujours HTTP 200, mais son contenu intégral est désormais « Account Suspended. This Account has been suspended. » La ressource n'existe plus. Elle est conservée ici, barrée, parce qu'elle illustre ce qu'un code 200 ne prouve pas — et parce qu'elle comptait, avec dbt-france.com, parmi les appuis de l'affirmation d'efficacité de la TCD.</w:t>
       </w:r>
     </w:p>
     <w:p>
@@ -4892,6 +4892,183 @@
           <w:szCs w:val="22"/>
         </w:rPr>
         <w:t xml:space="preserve">Document produit le 4 août 2026 — Parcours Psychopathologie clinique — Leçon 08/20</w:t>
+      </w:r>
+    </w:p>
+    <w:p>
+      <w:pPr>
+        <w:pBdr>
+          <w:bottom w:val="single" w:color="1B3A6B" w:sz="6"/>
+        </w:pBdr>
+        <w:spacing w:after="120" w:before="360"/>
+      </w:pPr>
+      <w:r>
+        <w:rPr>
+          <w:rFonts w:ascii="Times New Roman" w:cs="Times New Roman" w:eastAsia="Times New Roman" w:hAnsi="Times New Roman"/>
+          <w:b/>
+          <w:bCs/>
+          <w:color w:val="1B3A6B"/>
+          <w:sz w:val="30"/>
+          <w:szCs w:val="30"/>
+        </w:rPr>
+        <w:t xml:space="preserve">📝 Journal des corrections — 6 septembre 2026</w:t>
+      </w:r>
+    </w:p>
+    <w:p>
+      <w:pPr>
+        <w:spacing w:after="80"/>
+      </w:pPr>
+      <w:r>
+        <w:rPr>
+          <w:rFonts w:ascii="Times New Roman" w:cs="Times New Roman" w:eastAsia="Times New Roman" w:hAnsi="Times New Roman"/>
+          <w:b/>
+          <w:bCs/>
+          <w:i/>
+          <w:iCs/>
+          <w:color w:val="1F2937"/>
+          <w:sz w:val="22"/>
+          <w:szCs w:val="22"/>
+        </w:rPr>
+        <w:t xml:space="preserve">Leçon produite le 4 août 2026, relue le 06/09/2026 : les six URL répondent 200 — mais l’une d’elles est une page supprimée. Huit corrections. Les formulations d’origine sont conservées ci-dessous.</w:t>
+      </w:r>
+    </w:p>
+    <w:p>
+      <w:pPr>
+        <w:spacing w:after="80"/>
+      </w:pPr>
+      <w:r>
+        <w:rPr>
+          <w:rFonts w:ascii="Times New Roman" w:cs="Times New Roman" w:eastAsia="Times New Roman" w:hAnsi="Times New Roman"/>
+          <w:color w:val="1F2937"/>
+          <w:sz w:val="22"/>
+          <w:szCs w:val="22"/>
+        </w:rPr>
+        <w:t xml:space="preserve">① Le critère 3 du trouble borderline dupliquait le critère 7 — c’est la correction la plus importante. Version d’origine : « 3. Perturbation de l’identité : image de soi instable, SENTIMENT CHRONIQUE DE VIDE ». La source écrit : « perturbation de l’identité : instabilité marquée et persistante de l’image ou de la notion de soi ». Le sentiment chronique de vide est le critère 7, et lui seul. Dans une liste dont le seuil est « au moins 5 sur 9 », un même signe pouvait être compté deux fois et faire franchir ce seuil à tort — sur un diagnostic qui engage le regard porté sur une personne. À relever : le corrigé de l’exercice 2 de cette même leçon employait la BONNE version du critère 3, sans le vide et sans double comptage. La leçon portait sa propre correction.</w:t>
+      </w:r>
+    </w:p>
+    <w:p>
+      <w:pPr>
+        <w:spacing w:after="80"/>
+      </w:pPr>
+      <w:r>
+        <w:rPr>
+          <w:rFonts w:ascii="Times New Roman" w:cs="Times New Roman" w:eastAsia="Times New Roman" w:hAnsi="Times New Roman"/>
+          <w:color w:val="1F2937"/>
+          <w:sz w:val="22"/>
+          <w:szCs w:val="22"/>
+        </w:rPr>
+        <w:t xml:space="preserve">② Le modèle de la CIM-11 : le borderline n’est pas un trait. Version d’origine : « Qualificateurs de traits : négativisme affectif, détachement, dissocialité, désinhibition, anankastie (ancêtre du cluster C OCD), borderline » — six items alignés. La source écrit : cinq traits, puis « In addition to the traits, a Borderline pattern […] may be specified ». C’est un spécificateur distinct, qui s’ajoute aux traits. Là encore, le tableau de l’exercice 3 de cette leçon l’écrivait correctement. Corrigé aussi : l’anankastie était dite « ancêtre du cluster C OCD » alors que la CIM-11 est postérieure au DSM-5. Ajouté enfin, car la leçon l’omettait dans une section intitulée « la révolution CIM-11 » : la CIM-11 sort le trouble schizotypique des troubles de la personnalité.</w:t>
+      </w:r>
+    </w:p>
+    <w:p>
+      <w:pPr>
+        <w:spacing w:after="80"/>
+      </w:pPr>
+      <w:r>
+        <w:rPr>
+          <w:rFonts w:ascii="Times New Roman" w:cs="Times New Roman" w:eastAsia="Times New Roman" w:hAnsi="Times New Roman"/>
+          <w:color w:val="1F2937"/>
+          <w:sz w:val="22"/>
+          <w:szCs w:val="22"/>
+        </w:rPr>
+        <w:t xml:space="preserve">③ Un qualificatif supprimé au critère 9. La source écrit « symptômes dissociatifs SÉVÈRES » ; la leçon avait retiré l’adjectif. Un adjectif retiré est un critère modifié.</w:t>
+      </w:r>
+    </w:p>
+    <w:p>
+      <w:pPr>
+        <w:spacing w:after="80"/>
+      </w:pPr>
+      <w:r>
+        <w:rPr>
+          <w:rFonts w:ascii="Times New Roman" w:cs="Times New Roman" w:eastAsia="Times New Roman" w:hAnsi="Times New Roman"/>
+          <w:color w:val="1F2937"/>
+          <w:sz w:val="22"/>
+          <w:szCs w:val="22"/>
+        </w:rPr>
+        <w:t xml:space="preserve">④ Une recommandation élargie au-delà de son objet. Version d’origine : « Les médicaments n’ont pas d’indication spécifique pour LES TROUBLES DE LA PERSONNALITÉ (recommandation NICE) ». Les recommandations du NICE citées par la source portent sur le seul trouble borderline, et datent de 2009 — la leçon ne les datait pas. C’est le même geste que dans deux autres leçons du parcours : un énoncé exact rattaché à un ensemble plus large que celui qu’il concerne.</w:t>
+      </w:r>
+    </w:p>
+    <w:p>
+      <w:pPr>
+        <w:spacing w:after="80"/>
+      </w:pPr>
+      <w:r>
+        <w:rPr>
+          <w:rFonts w:ascii="Times New Roman" w:cs="Times New Roman" w:eastAsia="Times New Roman" w:hAnsi="Times New Roman"/>
+          <w:color w:val="1F2937"/>
+          <w:sz w:val="22"/>
+          <w:szCs w:val="22"/>
+        </w:rPr>
+        <w:t xml:space="preserve">⑤ Une épidémiologie qui ne venait d’aucune source citée. Version d’origine : « le TPB touche entre 0,5 % et 5,9 % de la population générale, 10 % des patients ambulatoires, et jusqu’à 15-25 % des patients hospitalisés en psychiatrie », précédée de la mention « (synthèse, non citation) ». Cette mention dit qu’il ne s’agit pas d’une citation ; elle ne dit pas qu’il ne s’agit pas d’une source. Aucune des six ressources ne porte ces valeurs. Elles sont retirées et remplacées par ce qui EST sourcé : les 9 % et la moitié des patients hospitalisés du Merck Manual, qui portent sur l’ensemble des troubles de la personnalité et non sur le seul borderline.</w:t>
+      </w:r>
+    </w:p>
+    <w:p>
+      <w:pPr>
+        <w:spacing w:after="80"/>
+      </w:pPr>
+      <w:r>
+        <w:rPr>
+          <w:rFonts w:ascii="Times New Roman" w:cs="Times New Roman" w:eastAsia="Times New Roman" w:hAnsi="Times New Roman"/>
+          <w:color w:val="1F2937"/>
+          <w:sz w:val="22"/>
+          <w:szCs w:val="22"/>
+        </w:rPr>
+        <w:t xml:space="preserve">⑥ Une ressource « consultée et vérifiée » qui n’existe plus. L’adresse aapel.org/bdp/BLDBTresumeFR.html répond HTTP 200, et son contenu intégral est : « Account Suspended. This Account has been suspended. » 123 octets. Elle figurait sous l’intitulé « Sources consultées et vérifiées pour cette leçon ». C’est le cas d’école du code 200 qui ne prouve rien — plus net encore que les pages rendues en JavaScript rencontrées le même jour sur has-sante.fr et icd.who.int, puisque celle-ci est supprimée et non masquée.</w:t>
+      </w:r>
+    </w:p>
+    <w:p>
+      <w:pPr>
+        <w:spacing w:after="80"/>
+      </w:pPr>
+      <w:r>
+        <w:rPr>
+          <w:rFonts w:ascii="Times New Roman" w:cs="Times New Roman" w:eastAsia="Times New Roman" w:hAnsi="Times New Roman"/>
+          <w:color w:val="1F2937"/>
+          <w:sz w:val="22"/>
+          <w:szCs w:val="22"/>
+        </w:rPr>
+        <w:t xml:space="preserve">⑦ Le rang des sources sur l’affirmation la plus engageante. L’efficacité de la TCD sur les comportements auto-dommageables et les hospitalisations s’appuie ici sur dbt-france.com — cabinet qui pratique et enseigne la TCD, donc juge et partie sur l’efficacité de sa propre méthode — et sur la page associative désormais hors service. Aucune revue systématique, aucune source institutionnelle française. L’affirmation est courante dans la littérature ; elle n’est pas étayée ici au rang qu’elle mérite. Une réserve a été ajoutée à l’endroit où elle est faite.</w:t>
+      </w:r>
+    </w:p>
+    <w:p>
+      <w:pPr>
+        <w:spacing w:after="80"/>
+      </w:pPr>
+      <w:r>
+        <w:rPr>
+          <w:rFonts w:ascii="Times New Roman" w:cs="Times New Roman" w:eastAsia="Times New Roman" w:hAnsi="Times New Roman"/>
+          <w:color w:val="1F2937"/>
+          <w:sz w:val="22"/>
+          <w:szCs w:val="22"/>
+        </w:rPr>
+        <w:t xml:space="preserve">⑧ L’attribution des neuf critères au DSM-5 n’est pas étayée par la source, qui les présente « Selon le DSM-IV » et dont la section porte un bandeau « à actualiser (juin 2022) ». Le contenu est de fait quasi inchangé entre les deux éditions pour ce trouble, mais l’attribution reste à vérifier dans le DSM-5-TR.</w:t>
+      </w:r>
+    </w:p>
+    <w:p>
+      <w:pPr>
+        <w:spacing w:after="80"/>
+      </w:pPr>
+      <w:r>
+        <w:rPr>
+          <w:rFonts w:ascii="Times New Roman" w:cs="Times New Roman" w:eastAsia="Times New Roman" w:hAnsi="Times New Roman"/>
+          <w:color w:val="1F2937"/>
+          <w:sz w:val="22"/>
+          <w:szCs w:val="22"/>
+        </w:rPr>
+        <w:t xml:space="preserve">Vérifié lors de la relecture et inchangé : les dix troubles et leurs clusters ; les quatre domaines du DSM-5-TR (cognition, affectivité, fonctionnement interpersonnel, contrôle des impulsions) ; les cinq critères généraux ; l’héritabilité de 46 à 69 %, exacte ; le modèle biosocial de Linehan et l’organisation limite de Kernberg, attribués correctement ; les quatre modules de la TCD ; le tableau comparatif DSM-5 / CIM-11 de l’exercice 3 ; et l’annonce de la leçon suivante, qui a bien porté sur les troubles du neurodéveloppement. Le corrigé de l’exercice 2 mérite d’être signalé : il porte un « Nota » précisant qu’il se limite à ce qui est explicitement observable dans la vignette et ne complète pas par des inférences — c’est la discipline exacte que ce parcours demande. Le pont professionnel n’a pas été touché : il n’invoque aucune autorité, et il contient la phrase la plus juste de la leçon — le clivage est une souffrance réelle de la personne, pas une manipulation consciente.</w:t>
+      </w:r>
+    </w:p>
+    <w:p>
+      <w:pPr>
+        <w:spacing w:after="80"/>
+      </w:pPr>
+      <w:r>
+        <w:rPr>
+          <w:rFonts w:ascii="Times New Roman" w:cs="Times New Roman" w:eastAsia="Times New Roman" w:hAnsi="Times New Roman"/>
+          <w:color w:val="1F2937"/>
+          <w:sz w:val="22"/>
+          <w:szCs w:val="22"/>
+        </w:rPr>
+        <w:t xml:space="preserve">Ce que cette relecture apprend, et qui n’était apparu dans aucune des quatre précédentes : LA LEÇON CONTENAIT DEUX FOIS SA PROPRE CORRECTION. Le bon critère 3 figurait dans le corrigé de son exercice 2 ; le bon statut du borderline dans le tableau de son exercice 3. Les deux défauts les plus lourds ne demandaient aucune source pour être vus — seulement de relire la théorie à la lumière des exercices qui la suivent.</w:t>
       </w:r>
     </w:p>
     <w:sectPr>

--- a/livrables/lecons/2026-08-03_lecon-psychopathologie_08_troubles-personnalite-clusters-borderline.docx
+++ b/livrables/lecons/2026-08-03_lecon-psychopathologie_08_troubles-personnalite-clusters-borderline.docx
@@ -4791,6 +4791,43 @@
     </w:p>
     <w:p>
       <w:pPr>
+        <w:spacing w:after="80"/>
+      </w:pPr>
+      <w:r>
+        <w:rPr>
+          <w:rFonts w:ascii="Times New Roman" w:cs="Times New Roman" w:eastAsia="Times New Roman" w:hAnsi="Times New Roman"/>
+          <w:b/>
+          <w:bCs/>
+          <w:color w:val="1F2937"/>
+          <w:sz w:val="22"/>
+          <w:szCs w:val="22"/>
+        </w:rPr>
+        <w:t xml:space="preserve">7. </w:t>
+      </w:r>
+      <w:hyperlink w:history="1" r:id="rIddsmapa20260911">
+        <w:r>
+          <w:rPr>
+            <w:rFonts w:ascii="Times New Roman" w:cs="Times New Roman" w:eastAsia="Times New Roman" w:hAnsi="Times New Roman"/>
+            <w:color w:val="1155CC"/>
+            <w:sz w:val="22"/>
+            <w:szCs w:val="22"/>
+            <w:u w:val="single"/>
+          </w:rPr>
+          <w:t xml:space="preserve">DSM-5-TR (American Psychiatric Association) — page officielle du manuel</w:t>
+        </w:r>
+      </w:hyperlink>
+      <w:r>
+        <w:rPr>
+          <w:rFonts w:ascii="Times New Roman" w:cs="Times New Roman" w:eastAsia="Times New Roman" w:hAnsi="Times New Roman"/>
+          <w:color w:val="1F2937"/>
+          <w:sz w:val="22"/>
+          <w:szCs w:val="22"/>
+        </w:rPr>
+        <w:t xml:space="preserve"> — l'éditeur du DSM, qui décrit le manuel, ses révisions et la différence entre DSM-5 et DSM-5-TR. Vérifiée le 11/09/2026 : HTTP 200, 21 859 caractères utiles, « DSM-5-TR » y figure 19 fois. AJOUTÉE LE 11/09/2026 : cette classification était nommée dans le corps de la leçon sans aucune adresse.</w:t>
+      </w:r>
+    </w:p>
+    <w:p>
+      <w:pPr>
         <w:pBdr>
           <w:bottom w:val="single" w:color="CCCCCC" w:sz="2"/>
         </w:pBdr>
@@ -5055,6 +5092,83 @@
           <w:szCs w:val="22"/>
         </w:rPr>
         <w:t xml:space="preserve">Vérifié lors de la relecture et inchangé : les dix troubles et leurs clusters ; les quatre domaines du DSM-5-TR (cognition, affectivité, fonctionnement interpersonnel, contrôle des impulsions) ; les cinq critères généraux ; l’héritabilité de 46 à 69 %, exacte ; le modèle biosocial de Linehan et l’organisation limite de Kernberg, attribués correctement ; les quatre modules de la TCD ; le tableau comparatif DSM-5 / CIM-11 de l’exercice 3 ; et l’annonce de la leçon suivante, qui a bien porté sur les troubles du neurodéveloppement. Le corrigé de l’exercice 2 mérite d’être signalé : il porte un « Nota » précisant qu’il se limite à ce qui est explicitement observable dans la vignette et ne complète pas par des inférences — c’est la discipline exacte que ce parcours demande. Le pont professionnel n’a pas été touché : il n’invoque aucune autorité, et il contient la phrase la plus juste de la leçon — le clivage est une souffrance réelle de la personne, pas une manipulation consciente.</w:t>
+      </w:r>
+    </w:p>
+    <w:p>
+      <w:pPr>
+        <w:pBdr>
+          <w:bottom w:val="single" w:color="1B3A6B" w:sz="6"/>
+        </w:pBdr>
+        <w:spacing w:after="120" w:before="360"/>
+      </w:pPr>
+      <w:r>
+        <w:rPr>
+          <w:rFonts w:ascii="Times New Roman" w:cs="Times New Roman" w:eastAsia="Times New Roman" w:hAnsi="Times New Roman"/>
+          <w:b/>
+          <w:bCs/>
+          <w:color w:val="1B3A6B"/>
+          <w:sz w:val="30"/>
+          <w:szCs w:val="30"/>
+        </w:rPr>
+        <w:t xml:space="preserve">📝 Journal des corrections — 11 septembre 2026</w:t>
+      </w:r>
+    </w:p>
+    <w:p>
+      <w:pPr>
+        <w:spacing w:after="80"/>
+      </w:pPr>
+      <w:r>
+        <w:rPr>
+          <w:rFonts w:ascii="Times New Roman" w:cs="Times New Roman" w:eastAsia="Times New Roman" w:hAnsi="Times New Roman"/>
+          <w:b/>
+          <w:bCs/>
+          <w:color w:val="1F2937"/>
+          <w:sz w:val="22"/>
+          <w:szCs w:val="22"/>
+        </w:rPr>
+        <w:t xml:space="preserve">Relue le 11/09/2026 par le test d'attribution des pages, passé sur les 135 leçons du dépôt. UNE correction.</w:t>
+      </w:r>
+    </w:p>
+    <w:p>
+      <w:pPr>
+        <w:spacing w:after="80"/>
+      </w:pPr>
+      <w:r>
+        <w:rPr>
+          <w:rFonts w:ascii="Times New Roman" w:cs="Times New Roman" w:eastAsia="Times New Roman" w:hAnsi="Times New Roman"/>
+          <w:color w:val="1F2937"/>
+          <w:sz w:val="22"/>
+          <w:szCs w:val="22"/>
+        </w:rPr>
+        <w:t xml:space="preserve">① Une nosographie était nommée sans adresse. Cette leçon invoque DSM-5 / DSM-5-TR dans son corps sans qu'aucune adresse ne figure dans ses ressources. Ce sont pourtant les instruments qui fondent ses catégories : un lecteur voulant savoir laquelle des deux classifications dit quoi — et elles divergent, notamment sur les troubles de la personnalité — devait la chercher lui-même. Le défaut est répandu dans le parcours : HUIT leçons sur quinze nommaient au moins une nosographie sans adresse — DSM-5-TR dans cinq, CIM-11 dans trois, CIM-10 dans deux, DSM-5 dans deux.</w:t>
+      </w:r>
+    </w:p>
+    <w:p>
+      <w:pPr>
+        <w:spacing w:after="80"/>
+      </w:pPr>
+      <w:r>
+        <w:rPr>
+          <w:rFonts w:ascii="Times New Roman" w:cs="Times New Roman" w:eastAsia="Times New Roman" w:hAnsi="Times New Roman"/>
+          <w:color w:val="1F2937"/>
+          <w:sz w:val="22"/>
+          <w:szCs w:val="22"/>
+        </w:rPr>
+        <w:t xml:space="preserve">À ne pas confondre avec les quatre leçons — 02, 05, 09 et 11 — qui nommaient déjà leur classification dans le LIBELLÉ d'une ressource, à côté du lien : celles-là n'avaient aucun défaut et n'ont pas été touchées. Une première version de ce contrôle les avait signalées à tort, parce qu'elle ne cherchait le nom de la nosographie que dans l'URL — or ni icd.who.int/fr ni l'adresse de l'APA ne contiennent la chaîne cherchée. Le contrôle regarde désormais tout le texte de la section Ressources.</w:t>
+      </w:r>
+    </w:p>
+    <w:p>
+      <w:pPr>
+        <w:spacing w:after="80"/>
+      </w:pPr>
+      <w:r>
+        <w:rPr>
+          <w:rFonts w:ascii="Times New Roman" w:cs="Times New Roman" w:eastAsia="Times New Roman" w:hAnsi="Times New Roman"/>
+          <w:color w:val="1F2937"/>
+          <w:sz w:val="22"/>
+          <w:szCs w:val="22"/>
+        </w:rPr>
+        <w:t xml:space="preserve">Ce qui a été fait. Les adresses officielles sont ajoutées, testées le 11/09/2026 : icd.who.int/fr pour la CIM-11, icd.who.int/browse10/2019/en pour la CIM-10 (3 612 caractères utiles), psychiatry.org/psychiatrists/practice/dsm pour le DSM (21 859 caractères, où « DSM-5-TR » figure dix-neuf fois). Une réserve écrite plutôt que tue : le navigateur de la CIM-11 est une application rendue côté client, qui ne sert que 808 caractères au téléchargement direct — elle donne accès à la classification, elle ne se cite pas comme une page de contenu.</w:t>
       </w:r>
     </w:p>
     <w:p>
